--- a/docs/Smart_Greenhouse_Report Draft.docx
+++ b/docs/Smart_Greenhouse_Report Draft.docx
@@ -59,7 +59,19 @@
         <w:rPr>
           <w:sz w:val="24"/>
         </w:rPr>
-        <w:t>Date: July 2026</w:t>
+        <w:t xml:space="preserve">Date: </w:t>
+      </w:r>
+      <w:r>
+        <w:rPr>
+          <w:sz w:val="24"/>
+        </w:rPr>
+        <w:t xml:space="preserve">07 </w:t>
+      </w:r>
+      <w:r>
+        <w:rPr>
+          <w:sz w:val="24"/>
+        </w:rPr>
+        <w:t>July 2026</w:t>
       </w:r>
     </w:p>
     <w:p>
@@ -715,6 +727,11 @@
     </w:p>
     <w:p>
       <w:pPr>
+        <w:spacing w:after="120" w:line="259" w:lineRule="auto"/>
+      </w:pPr>
+    </w:p>
+    <w:p>
+      <w:pPr>
         <w:jc w:val="center"/>
       </w:pPr>
       <w:r>
@@ -722,10 +739,10 @@
           <w:noProof/>
         </w:rPr>
         <w:drawing>
-          <wp:inline distT="0" distB="0" distL="0" distR="0" wp14:anchorId="3C7A30A0" wp14:editId="00C9ADAD">
-            <wp:extent cx="6492240" cy="4869180"/>
-            <wp:effectExtent l="0" t="0" r="3810" b="7620"/>
-            <wp:docPr id="109031162" name="Picture 1"/>
+          <wp:inline distT="0" distB="0" distL="0" distR="0" wp14:anchorId="1816F282" wp14:editId="7B83D167">
+            <wp:extent cx="6492240" cy="4871085"/>
+            <wp:effectExtent l="0" t="0" r="3810" b="5715"/>
+            <wp:docPr id="1615519721" name="Picture 1"/>
             <wp:cNvGraphicFramePr>
               <a:graphicFrameLocks xmlns:a="http://schemas.openxmlformats.org/drawingml/2006/main" noChangeAspect="1"/>
             </wp:cNvGraphicFramePr>
@@ -754,7 +771,7 @@
                   <pic:spPr bwMode="auto">
                     <a:xfrm>
                       <a:off x="0" y="0"/>
-                      <a:ext cx="6492240" cy="4869180"/>
+                      <a:ext cx="6492240" cy="4871085"/>
                     </a:xfrm>
                     <a:prstGeom prst="rect">
                       <a:avLst/>
@@ -782,6 +799,16 @@
         </w:rPr>
         <w:t>Figure 1: Target application block diagram of the Smart Greenhouse prototype.</w:t>
       </w:r>
+    </w:p>
+    <w:p>
+      <w:pPr>
+        <w:pStyle w:val="Heading2"/>
+      </w:pPr>
+    </w:p>
+    <w:p>
+      <w:pPr>
+        <w:pStyle w:val="Heading2"/>
+      </w:pPr>
     </w:p>
     <w:p>
       <w:pPr>
@@ -1088,7 +1115,14 @@
               <w:rPr>
                 <w:sz w:val="19"/>
               </w:rPr>
-              <w:t>Wi-FiNINA, PubSubClient, GPIO D7</w:t>
+              <w:t xml:space="preserve">Wi-FiNINA, PubSubClient, GPIO </w:t>
+            </w:r>
+            <w:r>
+              <w:rPr>
+                <w:sz w:val="19"/>
+              </w:rPr>
+              <w:lastRenderedPageBreak/>
+              <w:t>D7</w:t>
             </w:r>
           </w:p>
         </w:tc>
@@ -1106,6 +1140,7 @@
               <w:rPr>
                 <w:sz w:val="19"/>
               </w:rPr>
+              <w:lastRenderedPageBreak/>
               <w:t>KY-015 temperature/humidity sensor</w:t>
             </w:r>
           </w:p>
@@ -1238,7 +1273,6 @@
               <w:rPr>
                 <w:sz w:val="19"/>
               </w:rPr>
-              <w:lastRenderedPageBreak/>
               <w:t>KY-019 relay</w:t>
             </w:r>
           </w:p>
@@ -2060,20 +2094,15 @@
         <w:spacing w:after="120" w:line="259" w:lineRule="auto"/>
       </w:pPr>
       <w:r>
+        <w:lastRenderedPageBreak/>
         <w:t>During integration, one important issue was discovered: the dashboard originally sent manual commands to greenhouse/pump, but the Arduino relay node subscribed to greenhouse/actuator/relay/set. This mismatch meant the dashboard command could not reach the actuator. The topic was corrected in app.py, and the GitHub repository was updated after the fix.</w:t>
       </w:r>
     </w:p>
     <w:p>
+      <w:pPr>
+        <w:pStyle w:val="Heading1"/>
+      </w:pPr>
       <w:r>
-        <w:br w:type="page"/>
-      </w:r>
-    </w:p>
-    <w:p>
-      <w:pPr>
-        <w:pStyle w:val="Heading1"/>
-      </w:pPr>
-      <w:r>
-        <w:lastRenderedPageBreak/>
         <w:t>5 Technologies</w:t>
       </w:r>
     </w:p>
